--- a/templates/pretenzii/44_аук_част_пост_сз_счет.docx
+++ b/templates/pretenzii/44_аук_част_пост_сз_счет.docx
@@ -496,25 +496,7 @@
           <w:sz w:val="28"/>
           <w:szCs w:val="28"/>
         </w:rPr>
-        <w:t>{</w:t>
-      </w:r>
-      <w:proofErr w:type="spellStart"/>
-      <w:r>
-        <w:rPr>
-          <w:rFonts w:ascii="Times New Roman" w:hAnsi="Times New Roman" w:cs="Times New Roman"/>
-          <w:sz w:val="28"/>
-          <w:szCs w:val="28"/>
-        </w:rPr>
-        <w:t>сумма_пени_коп</w:t>
-      </w:r>
-      <w:proofErr w:type="spellEnd"/>
-      <w:r>
-        <w:rPr>
-          <w:rFonts w:ascii="Times New Roman" w:hAnsi="Times New Roman" w:cs="Times New Roman"/>
-          <w:sz w:val="28"/>
-          <w:szCs w:val="28"/>
-        </w:rPr>
-        <w:t>}</w:t>
+        <w:t>{сумма_пени_коп}</w:t>
       </w:r>
       <w:r>
         <w:rPr>
@@ -530,67 +512,15 @@
           <w:sz w:val="28"/>
           <w:szCs w:val="28"/>
         </w:rPr>
-        <w:t>{</w:t>
-      </w:r>
-      <w:proofErr w:type="spellStart"/>
-      <w:r>
-        <w:rPr>
-          <w:rFonts w:ascii="Times New Roman" w:hAnsi="Times New Roman" w:cs="Times New Roman"/>
-          <w:sz w:val="28"/>
-          <w:szCs w:val="28"/>
-        </w:rPr>
-        <w:t>сумма_пени_прописью</w:t>
-      </w:r>
-      <w:proofErr w:type="spellEnd"/>
-      <w:r>
-        <w:rPr>
-          <w:rFonts w:ascii="Times New Roman" w:hAnsi="Times New Roman" w:cs="Times New Roman"/>
-          <w:sz w:val="28"/>
-          <w:szCs w:val="28"/>
-        </w:rPr>
-        <w:t xml:space="preserve">} </w:t>
-      </w:r>
-      <w:r>
-        <w:rPr>
-          <w:rFonts w:ascii="Times New Roman" w:hAnsi="Times New Roman" w:cs="Times New Roman"/>
-          <w:sz w:val="28"/>
-          <w:szCs w:val="28"/>
-        </w:rPr>
-        <w:t xml:space="preserve">рублей </w:t>
-      </w:r>
-      <w:r>
-        <w:rPr>
-          <w:rFonts w:ascii="Times New Roman" w:hAnsi="Times New Roman" w:cs="Times New Roman"/>
-          <w:sz w:val="28"/>
-          <w:szCs w:val="28"/>
-        </w:rPr>
-        <w:t>{</w:t>
-      </w:r>
-      <w:proofErr w:type="spellStart"/>
-      <w:r>
-        <w:rPr>
-          <w:rFonts w:ascii="Times New Roman" w:hAnsi="Times New Roman" w:cs="Times New Roman"/>
-          <w:sz w:val="28"/>
-          <w:szCs w:val="28"/>
-        </w:rPr>
-        <w:t>сумма_пени_коп</w:t>
-      </w:r>
-      <w:proofErr w:type="spellEnd"/>
-      <w:r>
-        <w:rPr>
-          <w:rFonts w:ascii="Times New Roman" w:hAnsi="Times New Roman" w:cs="Times New Roman"/>
-          <w:sz w:val="28"/>
-          <w:szCs w:val="28"/>
-        </w:rPr>
-        <w:t>}</w:t>
-      </w:r>
-      <w:r>
-        <w:rPr>
-          <w:rFonts w:ascii="Times New Roman" w:hAnsi="Times New Roman" w:cs="Times New Roman"/>
-          <w:sz w:val="28"/>
-          <w:szCs w:val="28"/>
-        </w:rPr>
-        <w:t xml:space="preserve"> копеек), прошу Вас:</w:t>
+        <w:t>{сумма_пени_прописью} {сумма_пени_коп}</w:t>
+      </w:r>
+      <w:r>
+        <w:rPr>
+          <w:rFonts w:ascii="Times New Roman" w:hAnsi="Times New Roman" w:cs="Times New Roman"/>
+          <w:sz w:val="28"/>
+          <w:szCs w:val="28"/>
+        </w:rPr>
+        <w:t>), прошу Вас:</w:t>
       </w:r>
     </w:p>
     <w:p>

--- a/templates/pretenzii/44_аук_част_пост_сз_счет.docx
+++ b/templates/pretenzii/44_аук_част_пост_сз_счет.docx
@@ -512,7 +512,7 @@
           <w:sz w:val="28"/>
           <w:szCs w:val="28"/>
         </w:rPr>
-        <w:t>{сумма_пени_прописью} {сумма_пени_коп}</w:t>
+        <w:t>{сумма_пени_прописью} {сумма_пени_коп_прописью}</w:t>
       </w:r>
       <w:r>
         <w:rPr>
